--- a/Наладчик контрольно-измерительных приборов и автоматики/профессиональной подготовки 14919 Наладчик контрольно-измерительных приборов и автоматики/Лекции МДК 01.01  06 Наладка КИПиА электропривода и схем управления электроприводом.docx
+++ b/Наладчик контрольно-измерительных приборов и автоматики/профессиональной подготовки 14919 Наладчик контрольно-измерительных приборов и автоматики/Лекции МДК 01.01  06 Наладка КИПиА электропривода и схем управления электроприводом.docx
@@ -230,21 +230,6 @@
           <w:rFonts w:ascii="Times New Roman" w:hAnsi="Times New Roman" w:cs="Times New Roman"/>
         </w:rPr>
         <w:t>При наладке частотно-регулируемых электроприводов настраиваются параметры преобразователя частоты: номинальный ток и напряжение двигателя, время разгона и торможения, частота пропуска, компенсация скольжения. Проверяется работа привода во всех режимах: пуск, останов, регулирование частоты вращения, торможение.</w:t>
-      </w:r>
-    </w:p>
-    <w:p>
-      <w:pPr>
-        <w:spacing w:line="360" w:lineRule="auto" w:before="240" w:after="80"/>
-        <w:jc w:val="left"/>
-      </w:pPr>
-      <w:r>
-        <w:rPr>
-          <w:rFonts w:ascii="Times New Roman" w:hAnsi="Times New Roman"/>
-          <w:b/>
-          <w:sz w:val="28"/>
-          <w:rFonts w:ascii="Times New Roman" w:hAnsi="Times New Roman" w:cs="Times New Roman"/>
-        </w:rPr>
-        <w:t>Вопросы для повторения (Лекция 1):</w:t>
       </w:r>
     </w:p>
     <w:p>
@@ -499,7 +484,40 @@
           <w:sz w:val="28"/>
           <w:rFonts w:ascii="Times New Roman" w:hAnsi="Times New Roman" w:cs="Times New Roman"/>
         </w:rPr>
-        <w:t>При наладке защит и блокировок проверяется срабатывание каждой защиты при имитации аварийного режима, а также селективность защит — обеспечение отключения только повреждённого участка без нарушения работы неповреждённых. Проверяется также невозможность несанкционированного отключения защит и блокировок.</w:t>
+      </w:r>
+      <w:r>
+        <w:drawing>
+          <wp:inline xmlns:a="http://schemas.openxmlformats.org/drawingml/2006/main" xmlns:pic="http://schemas.openxmlformats.org/drawingml/2006/picture">
+            <wp:extent cx="5029200" cy="2982906"/>
+            <wp:docPr id="1" name="Picture 1"/>
+            <wp:cNvGraphicFramePr>
+              <a:graphicFrameLocks noChangeAspect="1"/>
+            </wp:cNvGraphicFramePr>
+            <a:graphic>
+              <a:graphicData uri="http://schemas.openxmlformats.org/drawingml/2006/picture">
+                <pic:pic>
+                  <pic:nvPicPr>
+                    <pic:cNvPr id="0" name="diagram_06.png"/>
+                    <pic:cNvPicPr/>
+                  </pic:nvPicPr>
+                  <pic:blipFill>
+                    <a:blip r:embed="rId9"/>
+                    <a:stretch>
+                      <a:fillRect/>
+                    </a:stretch>
+                  </pic:blipFill>
+                  <pic:spPr>
+                    <a:xfrm>
+                      <a:off x="0" y="0"/>
+                      <a:ext cx="5029200" cy="2982906"/>
+                    </a:xfrm>
+                    <a:prstGeom prst="rect"/>
+                  </pic:spPr>
+                </pic:pic>
+              </a:graphicData>
+            </a:graphic>
+          </wp:inline>
+        </w:drawing>
       </w:r>
     </w:p>
     <w:p>
@@ -605,6 +623,953 @@
           <w:rFonts w:ascii="Times New Roman" w:hAnsi="Times New Roman" w:cs="Times New Roman"/>
         </w:rPr>
         <w:t>5. Для чего производится опломбирование защит после наладки?</w:t>
+      </w:r>
+    </w:p>
+    <w:tbl>
+      <w:tblPr>
+        <w:tblStyle w:val="TableGrid"/>
+        <w:tblW w:type="auto" w:w="0"/>
+        <w:jc w:val="center"/>
+        <w:tblLook w:firstColumn="1" w:firstRow="1" w:lastColumn="0" w:lastRow="0" w:noHBand="0" w:noVBand="1" w:val="04A0"/>
+      </w:tblPr>
+      <w:tblGrid>
+        <w:gridCol w:w="2339"/>
+        <w:gridCol w:w="2339"/>
+        <w:gridCol w:w="2339"/>
+        <w:gridCol w:w="2339"/>
+      </w:tblGrid>
+      <w:tr>
+        <w:tc>
+          <w:tcPr>
+            <w:tcW w:type="dxa" w:w="2339"/>
+            <w:shd w:fill="4472C4" w:val="clear"/>
+          </w:tcPr>
+          <w:p>
+            <w:pPr>
+              <w:jc w:val="center"/>
+            </w:pPr>
+            <w:r/>
+            <w:r>
+              <w:rPr>
+                <w:b/>
+                <w:color w:val="FFFFFF"/>
+                <w:sz w:val="18"/>
+              </w:rPr>
+              <w:t>Тип привода</w:t>
+            </w:r>
+          </w:p>
+        </w:tc>
+        <w:tc>
+          <w:tcPr>
+            <w:tcW w:type="dxa" w:w="2339"/>
+            <w:shd w:fill="4472C4" w:val="clear"/>
+          </w:tcPr>
+          <w:p>
+            <w:pPr>
+              <w:jc w:val="center"/>
+            </w:pPr>
+            <w:r/>
+            <w:r>
+              <w:rPr>
+                <w:b/>
+                <w:color w:val="FFFFFF"/>
+                <w:sz w:val="18"/>
+              </w:rPr>
+              <w:t>Регулируемый параметр</w:t>
+            </w:r>
+          </w:p>
+        </w:tc>
+        <w:tc>
+          <w:tcPr>
+            <w:tcW w:type="dxa" w:w="2339"/>
+            <w:shd w:fill="4472C4" w:val="clear"/>
+          </w:tcPr>
+          <w:p>
+            <w:pPr>
+              <w:jc w:val="center"/>
+            </w:pPr>
+            <w:r/>
+            <w:r>
+              <w:rPr>
+                <w:b/>
+                <w:color w:val="FFFFFF"/>
+                <w:sz w:val="18"/>
+              </w:rPr>
+              <w:t>Диапазон регулировки</w:t>
+            </w:r>
+          </w:p>
+        </w:tc>
+        <w:tc>
+          <w:tcPr>
+            <w:tcW w:type="dxa" w:w="2339"/>
+            <w:shd w:fill="4472C4" w:val="clear"/>
+          </w:tcPr>
+          <w:p>
+            <w:pPr>
+              <w:jc w:val="center"/>
+            </w:pPr>
+            <w:r/>
+            <w:r>
+              <w:rPr>
+                <w:b/>
+                <w:color w:val="FFFFFF"/>
+                <w:sz w:val="18"/>
+              </w:rPr>
+              <w:t>Метод наладки</w:t>
+            </w:r>
+          </w:p>
+        </w:tc>
+      </w:tr>
+      <w:tr>
+        <w:tc>
+          <w:tcPr>
+            <w:tcW w:type="dxa" w:w="2339"/>
+            <w:shd w:fill="D9E2F3" w:val="clear"/>
+          </w:tcPr>
+          <w:p>
+            <w:pPr>
+              <w:jc w:val="left"/>
+            </w:pPr>
+            <w:r/>
+            <w:r>
+              <w:rPr>
+                <w:sz w:val="18"/>
+              </w:rPr>
+              <w:t>Асинхронный с ЧРП</w:t>
+            </w:r>
+          </w:p>
+        </w:tc>
+        <w:tc>
+          <w:tcPr>
+            <w:tcW w:type="dxa" w:w="2339"/>
+            <w:shd w:fill="D9E2F3" w:val="clear"/>
+          </w:tcPr>
+          <w:p>
+            <w:pPr>
+              <w:jc w:val="left"/>
+            </w:pPr>
+            <w:r/>
+            <w:r>
+              <w:rPr>
+                <w:sz w:val="18"/>
+              </w:rPr>
+              <w:t>Частота вращения</w:t>
+            </w:r>
+          </w:p>
+        </w:tc>
+        <w:tc>
+          <w:tcPr>
+            <w:tcW w:type="dxa" w:w="2339"/>
+            <w:shd w:fill="D9E2F3" w:val="clear"/>
+          </w:tcPr>
+          <w:p>
+            <w:pPr>
+              <w:jc w:val="left"/>
+            </w:pPr>
+            <w:r/>
+            <w:r>
+              <w:rPr>
+                <w:sz w:val="18"/>
+              </w:rPr>
+              <w:t>0-50 Гц</w:t>
+            </w:r>
+          </w:p>
+        </w:tc>
+        <w:tc>
+          <w:tcPr>
+            <w:tcW w:type="dxa" w:w="2339"/>
+            <w:shd w:fill="D9E2F3" w:val="clear"/>
+          </w:tcPr>
+          <w:p>
+            <w:pPr>
+              <w:jc w:val="left"/>
+            </w:pPr>
+            <w:r/>
+            <w:r>
+              <w:rPr>
+                <w:sz w:val="18"/>
+              </w:rPr>
+              <w:t>Настройка ПИД-регулятора ЧРП</w:t>
+            </w:r>
+          </w:p>
+        </w:tc>
+      </w:tr>
+      <w:tr>
+        <w:tc>
+          <w:tcPr>
+            <w:tcW w:type="dxa" w:w="2339"/>
+          </w:tcPr>
+          <w:p>
+            <w:pPr>
+              <w:jc w:val="left"/>
+            </w:pPr>
+            <w:r/>
+            <w:r>
+              <w:rPr>
+                <w:sz w:val="18"/>
+              </w:rPr>
+              <w:t>Постоянного тока</w:t>
+            </w:r>
+          </w:p>
+        </w:tc>
+        <w:tc>
+          <w:tcPr>
+            <w:tcW w:type="dxa" w:w="2339"/>
+          </w:tcPr>
+          <w:p>
+            <w:pPr>
+              <w:jc w:val="left"/>
+            </w:pPr>
+            <w:r/>
+            <w:r>
+              <w:rPr>
+                <w:sz w:val="18"/>
+              </w:rPr>
+              <w:t>Напряжение якоря</w:t>
+            </w:r>
+          </w:p>
+        </w:tc>
+        <w:tc>
+          <w:tcPr>
+            <w:tcW w:type="dxa" w:w="2339"/>
+          </w:tcPr>
+          <w:p>
+            <w:pPr>
+              <w:jc w:val="left"/>
+            </w:pPr>
+            <w:r/>
+            <w:r>
+              <w:rPr>
+                <w:sz w:val="18"/>
+              </w:rPr>
+              <w:t>0-440 В</w:t>
+            </w:r>
+          </w:p>
+        </w:tc>
+        <w:tc>
+          <w:tcPr>
+            <w:tcW w:type="dxa" w:w="2339"/>
+          </w:tcPr>
+          <w:p>
+            <w:pPr>
+              <w:jc w:val="left"/>
+            </w:pPr>
+            <w:r/>
+            <w:r>
+              <w:rPr>
+                <w:sz w:val="18"/>
+              </w:rPr>
+              <w:t>Настройка тиристорного преобразователя</w:t>
+            </w:r>
+          </w:p>
+        </w:tc>
+      </w:tr>
+      <w:tr>
+        <w:tc>
+          <w:tcPr>
+            <w:tcW w:type="dxa" w:w="2339"/>
+            <w:shd w:fill="D9E2F3" w:val="clear"/>
+          </w:tcPr>
+          <w:p>
+            <w:pPr>
+              <w:jc w:val="left"/>
+            </w:pPr>
+            <w:r/>
+            <w:r>
+              <w:rPr>
+                <w:sz w:val="18"/>
+              </w:rPr>
+              <w:t>Сервопривод</w:t>
+            </w:r>
+          </w:p>
+        </w:tc>
+        <w:tc>
+          <w:tcPr>
+            <w:tcW w:type="dxa" w:w="2339"/>
+            <w:shd w:fill="D9E2F3" w:val="clear"/>
+          </w:tcPr>
+          <w:p>
+            <w:pPr>
+              <w:jc w:val="left"/>
+            </w:pPr>
+            <w:r/>
+            <w:r>
+              <w:rPr>
+                <w:sz w:val="18"/>
+              </w:rPr>
+              <w:t>Угол поворота</w:t>
+            </w:r>
+          </w:p>
+        </w:tc>
+        <w:tc>
+          <w:tcPr>
+            <w:tcW w:type="dxa" w:w="2339"/>
+            <w:shd w:fill="D9E2F3" w:val="clear"/>
+          </w:tcPr>
+          <w:p>
+            <w:pPr>
+              <w:jc w:val="left"/>
+            </w:pPr>
+            <w:r/>
+            <w:r>
+              <w:rPr>
+                <w:sz w:val="18"/>
+              </w:rPr>
+              <w:t>0-360°</w:t>
+            </w:r>
+          </w:p>
+        </w:tc>
+        <w:tc>
+          <w:tcPr>
+            <w:tcW w:type="dxa" w:w="2339"/>
+            <w:shd w:fill="D9E2F3" w:val="clear"/>
+          </w:tcPr>
+          <w:p>
+            <w:pPr>
+              <w:jc w:val="left"/>
+            </w:pPr>
+            <w:r/>
+            <w:r>
+              <w:rPr>
+                <w:sz w:val="18"/>
+              </w:rPr>
+              <w:t>Автонастройка драйвера</w:t>
+            </w:r>
+          </w:p>
+        </w:tc>
+      </w:tr>
+      <w:tr>
+        <w:tc>
+          <w:tcPr>
+            <w:tcW w:type="dxa" w:w="2339"/>
+          </w:tcPr>
+          <w:p>
+            <w:pPr>
+              <w:jc w:val="left"/>
+            </w:pPr>
+            <w:r/>
+            <w:r>
+              <w:rPr>
+                <w:sz w:val="18"/>
+              </w:rPr>
+              <w:t>Шаговый двигатель</w:t>
+            </w:r>
+          </w:p>
+        </w:tc>
+        <w:tc>
+          <w:tcPr>
+            <w:tcW w:type="dxa" w:w="2339"/>
+          </w:tcPr>
+          <w:p>
+            <w:pPr>
+              <w:jc w:val="left"/>
+            </w:pPr>
+            <w:r/>
+            <w:r>
+              <w:rPr>
+                <w:sz w:val="18"/>
+              </w:rPr>
+              <w:t>Число шагов/оборот</w:t>
+            </w:r>
+          </w:p>
+        </w:tc>
+        <w:tc>
+          <w:tcPr>
+            <w:tcW w:type="dxa" w:w="2339"/>
+          </w:tcPr>
+          <w:p>
+            <w:pPr>
+              <w:jc w:val="left"/>
+            </w:pPr>
+            <w:r/>
+            <w:r>
+              <w:rPr>
+                <w:sz w:val="18"/>
+              </w:rPr>
+              <w:t>200-1000 шагов</w:t>
+            </w:r>
+          </w:p>
+        </w:tc>
+        <w:tc>
+          <w:tcPr>
+            <w:tcW w:type="dxa" w:w="2339"/>
+          </w:tcPr>
+          <w:p>
+            <w:pPr>
+              <w:jc w:val="left"/>
+            </w:pPr>
+            <w:r/>
+            <w:r>
+              <w:rPr>
+                <w:sz w:val="18"/>
+              </w:rPr>
+              <w:t>Настройка микрошага</w:t>
+            </w:r>
+          </w:p>
+        </w:tc>
+      </w:tr>
+      <w:tr>
+        <w:tc>
+          <w:tcPr>
+            <w:tcW w:type="dxa" w:w="2339"/>
+            <w:shd w:fill="D9E2F3" w:val="clear"/>
+          </w:tcPr>
+          <w:p>
+            <w:pPr>
+              <w:jc w:val="left"/>
+            </w:pPr>
+            <w:r/>
+            <w:r>
+              <w:rPr>
+                <w:sz w:val="18"/>
+              </w:rPr>
+              <w:t>Исполнительный механизм (МЭО)</w:t>
+            </w:r>
+          </w:p>
+        </w:tc>
+        <w:tc>
+          <w:tcPr>
+            <w:tcW w:type="dxa" w:w="2339"/>
+            <w:shd w:fill="D9E2F3" w:val="clear"/>
+          </w:tcPr>
+          <w:p>
+            <w:pPr>
+              <w:jc w:val="left"/>
+            </w:pPr>
+            <w:r/>
+            <w:r>
+              <w:rPr>
+                <w:sz w:val="18"/>
+              </w:rPr>
+              <w:t>Ход штока</w:t>
+            </w:r>
+          </w:p>
+        </w:tc>
+        <w:tc>
+          <w:tcPr>
+            <w:tcW w:type="dxa" w:w="2339"/>
+            <w:shd w:fill="D9E2F3" w:val="clear"/>
+          </w:tcPr>
+          <w:p>
+            <w:pPr>
+              <w:jc w:val="left"/>
+            </w:pPr>
+            <w:r/>
+            <w:r>
+              <w:rPr>
+                <w:sz w:val="18"/>
+              </w:rPr>
+              <w:t>0-100%</w:t>
+            </w:r>
+          </w:p>
+        </w:tc>
+        <w:tc>
+          <w:tcPr>
+            <w:tcW w:type="dxa" w:w="2339"/>
+            <w:shd w:fill="D9E2F3" w:val="clear"/>
+          </w:tcPr>
+          <w:p>
+            <w:pPr>
+              <w:jc w:val="left"/>
+            </w:pPr>
+            <w:r/>
+            <w:r>
+              <w:rPr>
+                <w:sz w:val="18"/>
+              </w:rPr>
+              <w:t>Настройка концевых выключателей</w:t>
+            </w:r>
+          </w:p>
+        </w:tc>
+      </w:tr>
+    </w:tbl>
+    <w:tbl>
+      <w:tblPr>
+        <w:tblStyle w:val="TableGrid"/>
+        <w:tblW w:type="auto" w:w="0"/>
+        <w:jc w:val="center"/>
+        <w:tblLook w:firstColumn="1" w:firstRow="1" w:lastColumn="0" w:lastRow="0" w:noHBand="0" w:noVBand="1" w:val="04A0"/>
+      </w:tblPr>
+      <w:tblGrid>
+        <w:gridCol w:w="2339"/>
+        <w:gridCol w:w="2339"/>
+        <w:gridCol w:w="2339"/>
+        <w:gridCol w:w="2339"/>
+      </w:tblGrid>
+      <w:tr>
+        <w:tc>
+          <w:tcPr>
+            <w:tcW w:type="dxa" w:w="2339"/>
+            <w:shd w:fill="4472C4" w:val="clear"/>
+          </w:tcPr>
+          <w:p>
+            <w:pPr>
+              <w:jc w:val="center"/>
+            </w:pPr>
+            <w:r/>
+            <w:r>
+              <w:rPr>
+                <w:b/>
+                <w:color w:val="FFFFFF"/>
+                <w:sz w:val="18"/>
+              </w:rPr>
+              <w:t>Параметр наладки</w:t>
+            </w:r>
+          </w:p>
+        </w:tc>
+        <w:tc>
+          <w:tcPr>
+            <w:tcW w:type="dxa" w:w="2339"/>
+            <w:shd w:fill="4472C4" w:val="clear"/>
+          </w:tcPr>
+          <w:p>
+            <w:pPr>
+              <w:jc w:val="center"/>
+            </w:pPr>
+            <w:r/>
+            <w:r>
+              <w:rPr>
+                <w:b/>
+                <w:color w:val="FFFFFF"/>
+                <w:sz w:val="18"/>
+              </w:rPr>
+              <w:t>Асинхронный двигатель</w:t>
+            </w:r>
+          </w:p>
+        </w:tc>
+        <w:tc>
+          <w:tcPr>
+            <w:tcW w:type="dxa" w:w="2339"/>
+            <w:shd w:fill="4472C4" w:val="clear"/>
+          </w:tcPr>
+          <w:p>
+            <w:pPr>
+              <w:jc w:val="center"/>
+            </w:pPr>
+            <w:r/>
+            <w:r>
+              <w:rPr>
+                <w:b/>
+                <w:color w:val="FFFFFF"/>
+                <w:sz w:val="18"/>
+              </w:rPr>
+              <w:t>Двигатель постоянного тока</w:t>
+            </w:r>
+          </w:p>
+        </w:tc>
+        <w:tc>
+          <w:tcPr>
+            <w:tcW w:type="dxa" w:w="2339"/>
+            <w:shd w:fill="4472C4" w:val="clear"/>
+          </w:tcPr>
+          <w:p>
+            <w:pPr>
+              <w:jc w:val="center"/>
+            </w:pPr>
+            <w:r/>
+            <w:r>
+              <w:rPr>
+                <w:b/>
+                <w:color w:val="FFFFFF"/>
+                <w:sz w:val="18"/>
+              </w:rPr>
+              <w:t>Сервопривод</w:t>
+            </w:r>
+          </w:p>
+        </w:tc>
+      </w:tr>
+      <w:tr>
+        <w:tc>
+          <w:tcPr>
+            <w:tcW w:type="dxa" w:w="2339"/>
+            <w:shd w:fill="D9E2F3" w:val="clear"/>
+          </w:tcPr>
+          <w:p>
+            <w:pPr>
+              <w:jc w:val="left"/>
+            </w:pPr>
+            <w:r/>
+            <w:r>
+              <w:rPr>
+                <w:sz w:val="18"/>
+              </w:rPr>
+              <w:t>Ток номинальный</w:t>
+            </w:r>
+          </w:p>
+        </w:tc>
+        <w:tc>
+          <w:tcPr>
+            <w:tcW w:type="dxa" w:w="2339"/>
+            <w:shd w:fill="D9E2F3" w:val="clear"/>
+          </w:tcPr>
+          <w:p>
+            <w:pPr>
+              <w:jc w:val="left"/>
+            </w:pPr>
+            <w:r/>
+            <w:r>
+              <w:rPr>
+                <w:sz w:val="18"/>
+              </w:rPr>
+              <w:t>По паспорту</w:t>
+            </w:r>
+          </w:p>
+        </w:tc>
+        <w:tc>
+          <w:tcPr>
+            <w:tcW w:type="dxa" w:w="2339"/>
+            <w:shd w:fill="D9E2F3" w:val="clear"/>
+          </w:tcPr>
+          <w:p>
+            <w:pPr>
+              <w:jc w:val="left"/>
+            </w:pPr>
+            <w:r/>
+            <w:r>
+              <w:rPr>
+                <w:sz w:val="18"/>
+              </w:rPr>
+              <w:t>По паспорту</w:t>
+            </w:r>
+          </w:p>
+        </w:tc>
+        <w:tc>
+          <w:tcPr>
+            <w:tcW w:type="dxa" w:w="2339"/>
+            <w:shd w:fill="D9E2F3" w:val="clear"/>
+          </w:tcPr>
+          <w:p>
+            <w:pPr>
+              <w:jc w:val="left"/>
+            </w:pPr>
+            <w:r/>
+            <w:r>
+              <w:rPr>
+                <w:sz w:val="18"/>
+              </w:rPr>
+              <w:t>По паспорту</w:t>
+            </w:r>
+          </w:p>
+        </w:tc>
+      </w:tr>
+      <w:tr>
+        <w:tc>
+          <w:tcPr>
+            <w:tcW w:type="dxa" w:w="2339"/>
+          </w:tcPr>
+          <w:p>
+            <w:pPr>
+              <w:jc w:val="left"/>
+            </w:pPr>
+            <w:r/>
+            <w:r>
+              <w:rPr>
+                <w:sz w:val="18"/>
+              </w:rPr>
+              <w:t>Время разгона</w:t>
+            </w:r>
+          </w:p>
+        </w:tc>
+        <w:tc>
+          <w:tcPr>
+            <w:tcW w:type="dxa" w:w="2339"/>
+          </w:tcPr>
+          <w:p>
+            <w:pPr>
+              <w:jc w:val="left"/>
+            </w:pPr>
+            <w:r/>
+            <w:r>
+              <w:rPr>
+                <w:sz w:val="18"/>
+              </w:rPr>
+              <w:t>5-30 сек</w:t>
+            </w:r>
+          </w:p>
+        </w:tc>
+        <w:tc>
+          <w:tcPr>
+            <w:tcW w:type="dxa" w:w="2339"/>
+          </w:tcPr>
+          <w:p>
+            <w:pPr>
+              <w:jc w:val="left"/>
+            </w:pPr>
+            <w:r/>
+            <w:r>
+              <w:rPr>
+                <w:sz w:val="18"/>
+              </w:rPr>
+              <w:t>2-15 сек</w:t>
+            </w:r>
+          </w:p>
+        </w:tc>
+        <w:tc>
+          <w:tcPr>
+            <w:tcW w:type="dxa" w:w="2339"/>
+          </w:tcPr>
+          <w:p>
+            <w:pPr>
+              <w:jc w:val="left"/>
+            </w:pPr>
+            <w:r/>
+            <w:r>
+              <w:rPr>
+                <w:sz w:val="18"/>
+              </w:rPr>
+              <w:t>0,1-5 сек</w:t>
+            </w:r>
+          </w:p>
+        </w:tc>
+      </w:tr>
+      <w:tr>
+        <w:tc>
+          <w:tcPr>
+            <w:tcW w:type="dxa" w:w="2339"/>
+            <w:shd w:fill="D9E2F3" w:val="clear"/>
+          </w:tcPr>
+          <w:p>
+            <w:pPr>
+              <w:jc w:val="left"/>
+            </w:pPr>
+            <w:r/>
+            <w:r>
+              <w:rPr>
+                <w:sz w:val="18"/>
+              </w:rPr>
+              <w:t>Ток перегрузки</w:t>
+            </w:r>
+          </w:p>
+        </w:tc>
+        <w:tc>
+          <w:tcPr>
+            <w:tcW w:type="dxa" w:w="2339"/>
+            <w:shd w:fill="D9E2F3" w:val="clear"/>
+          </w:tcPr>
+          <w:p>
+            <w:pPr>
+              <w:jc w:val="left"/>
+            </w:pPr>
+            <w:r/>
+            <w:r>
+              <w:rPr>
+                <w:sz w:val="18"/>
+              </w:rPr>
+              <w:t>150-200% Iном</w:t>
+            </w:r>
+          </w:p>
+        </w:tc>
+        <w:tc>
+          <w:tcPr>
+            <w:tcW w:type="dxa" w:w="2339"/>
+            <w:shd w:fill="D9E2F3" w:val="clear"/>
+          </w:tcPr>
+          <w:p>
+            <w:pPr>
+              <w:jc w:val="left"/>
+            </w:pPr>
+            <w:r/>
+            <w:r>
+              <w:rPr>
+                <w:sz w:val="18"/>
+              </w:rPr>
+              <w:t>150-200% Iном</w:t>
+            </w:r>
+          </w:p>
+        </w:tc>
+        <w:tc>
+          <w:tcPr>
+            <w:tcW w:type="dxa" w:w="2339"/>
+            <w:shd w:fill="D9E2F3" w:val="clear"/>
+          </w:tcPr>
+          <w:p>
+            <w:pPr>
+              <w:jc w:val="left"/>
+            </w:pPr>
+            <w:r/>
+            <w:r>
+              <w:rPr>
+                <w:sz w:val="18"/>
+              </w:rPr>
+              <w:t>200-300% Iном</w:t>
+            </w:r>
+          </w:p>
+        </w:tc>
+      </w:tr>
+      <w:tr>
+        <w:tc>
+          <w:tcPr>
+            <w:tcW w:type="dxa" w:w="2339"/>
+          </w:tcPr>
+          <w:p>
+            <w:pPr>
+              <w:jc w:val="left"/>
+            </w:pPr>
+            <w:r/>
+            <w:r>
+              <w:rPr>
+                <w:sz w:val="18"/>
+              </w:rPr>
+              <w:t>Защита</w:t>
+            </w:r>
+          </w:p>
+        </w:tc>
+        <w:tc>
+          <w:tcPr>
+            <w:tcW w:type="dxa" w:w="2339"/>
+          </w:tcPr>
+          <w:p>
+            <w:pPr>
+              <w:jc w:val="left"/>
+            </w:pPr>
+            <w:r/>
+            <w:r>
+              <w:rPr>
+                <w:sz w:val="18"/>
+              </w:rPr>
+              <w:t>Тепловое реле</w:t>
+            </w:r>
+          </w:p>
+        </w:tc>
+        <w:tc>
+          <w:tcPr>
+            <w:tcW w:type="dxa" w:w="2339"/>
+          </w:tcPr>
+          <w:p>
+            <w:pPr>
+              <w:jc w:val="left"/>
+            </w:pPr>
+            <w:r/>
+            <w:r>
+              <w:rPr>
+                <w:sz w:val="18"/>
+              </w:rPr>
+              <w:t>Макс. токовая</w:t>
+            </w:r>
+          </w:p>
+        </w:tc>
+        <w:tc>
+          <w:tcPr>
+            <w:tcW w:type="dxa" w:w="2339"/>
+          </w:tcPr>
+          <w:p>
+            <w:pPr>
+              <w:jc w:val="left"/>
+            </w:pPr>
+            <w:r/>
+            <w:r>
+              <w:rPr>
+                <w:sz w:val="18"/>
+              </w:rPr>
+              <w:t>Драйверная защита</w:t>
+            </w:r>
+          </w:p>
+        </w:tc>
+      </w:tr>
+      <w:tr>
+        <w:tc>
+          <w:tcPr>
+            <w:tcW w:type="dxa" w:w="2339"/>
+            <w:shd w:fill="D9E2F3" w:val="clear"/>
+          </w:tcPr>
+          <w:p>
+            <w:pPr>
+              <w:jc w:val="left"/>
+            </w:pPr>
+            <w:r/>
+            <w:r>
+              <w:rPr>
+                <w:sz w:val="18"/>
+              </w:rPr>
+              <w:t>Обратная связь</w:t>
+            </w:r>
+          </w:p>
+        </w:tc>
+        <w:tc>
+          <w:tcPr>
+            <w:tcW w:type="dxa" w:w="2339"/>
+            <w:shd w:fill="D9E2F3" w:val="clear"/>
+          </w:tcPr>
+          <w:p>
+            <w:pPr>
+              <w:jc w:val="left"/>
+            </w:pPr>
+            <w:r/>
+            <w:r>
+              <w:rPr>
+                <w:sz w:val="18"/>
+              </w:rPr>
+              <w:t>Энкодер/тахогенератор</w:t>
+            </w:r>
+          </w:p>
+        </w:tc>
+        <w:tc>
+          <w:tcPr>
+            <w:tcW w:type="dxa" w:w="2339"/>
+            <w:shd w:fill="D9E2F3" w:val="clear"/>
+          </w:tcPr>
+          <w:p>
+            <w:pPr>
+              <w:jc w:val="left"/>
+            </w:pPr>
+            <w:r/>
+            <w:r>
+              <w:rPr>
+                <w:sz w:val="18"/>
+              </w:rPr>
+              <w:t>Тахогенератор</w:t>
+            </w:r>
+          </w:p>
+        </w:tc>
+        <w:tc>
+          <w:tcPr>
+            <w:tcW w:type="dxa" w:w="2339"/>
+            <w:shd w:fill="D9E2F3" w:val="clear"/>
+          </w:tcPr>
+          <w:p>
+            <w:pPr>
+              <w:jc w:val="left"/>
+            </w:pPr>
+            <w:r/>
+            <w:r>
+              <w:rPr>
+                <w:sz w:val="18"/>
+              </w:rPr>
+              <w:t>Энкодер/резольвер</w:t>
+            </w:r>
+          </w:p>
+        </w:tc>
+      </w:tr>
+    </w:tbl>
+    <w:p>
+      <w:pPr>
+        <w:jc w:val="center"/>
+      </w:pPr>
+    </w:p>
+    <w:p>
+      <w:pPr>
+        <w:jc w:val="center"/>
+      </w:pPr>
+      <w:r>
+        <w:rPr>
+          <w:i/>
+        </w:rPr>
+        <w:t xml:space="preserve">Рисунок 1. Сравнение параметров наладки различных типов электроприводов</w:t>
+      </w:r>
+    </w:p>
+    <w:p>
+      <w:pPr>
+        <w:spacing w:line="360" w:lineRule="auto" w:before="240" w:after="80"/>
+        <w:jc w:val="left"/>
+      </w:pPr>
+      <w:r>
+        <w:rPr>
+          <w:rFonts w:ascii="Times New Roman" w:hAnsi="Times New Roman"/>
+          <w:b/>
+          <w:sz w:val="28"/>
+          <w:rFonts w:ascii="Times New Roman" w:hAnsi="Times New Roman" w:cs="Times New Roman"/>
+        </w:rPr>
+        <w:t>Вопросы для повторения (Лекция 1):</w:t>
       </w:r>
     </w:p>
     <w:sectPr>
